--- a/python/p8_python_commands_and_trouble_shooting.docx
+++ b/python/p8_python_commands_and_trouble_shooting.docx
@@ -6,18 +6,18 @@
       <w:pPr>
         <w:jc w:val="center"/>
         <w:rPr>
-          <w:rFonts w:ascii="Carlito" w:hAnsi="Carlito" w:cs="Carlito"/>
-          <w:sz w:val="34"/>
-          <w:szCs w:val="34"/>
-        </w:rPr>
-      </w:pPr>
-      <w:r>
-        <w:rPr>
-          <w:rFonts w:ascii="Carlito" w:hAnsi="Carlito" w:cs="Carlito"/>
+          <w:rFonts w:cs="Carlito"/>
+          <w:sz w:val="32"/>
+          <w:szCs w:val="32"/>
+        </w:rPr>
+      </w:pPr>
+      <w:r>
+        <w:rPr>
+          <w:rFonts w:cs="Carlito"/>
           <w:b/>
           <w:bCs/>
-          <w:sz w:val="42"/>
-          <w:szCs w:val="42"/>
+          <w:sz w:val="40"/>
+          <w:szCs w:val="40"/>
         </w:rPr>
         <w:t>INDEX</w:t>
       </w:r>
@@ -31,43 +31,43 @@
         </w:numPr>
         <w:jc w:val="both"/>
         <w:rPr>
-          <w:rFonts w:ascii="Carlito" w:hAnsi="Carlito" w:cs="Carlito"/>
-          <w:sz w:val="34"/>
-          <w:szCs w:val="34"/>
-        </w:rPr>
-      </w:pPr>
-      <w:r>
-        <w:rPr>
-          <w:rFonts w:ascii="Carlito" w:hAnsi="Carlito" w:cs="Carlito"/>
-          <w:sz w:val="34"/>
-          <w:szCs w:val="34"/>
-        </w:rPr>
-        <w:t>PyCharm Module Not Found Error (Interpreter Missing)…………2</w:t>
+          <w:rFonts w:cs="Carlito"/>
+          <w:sz w:val="32"/>
+          <w:szCs w:val="32"/>
+        </w:rPr>
+      </w:pPr>
+      <w:r>
+        <w:rPr>
+          <w:rFonts w:cs="Carlito"/>
+          <w:sz w:val="32"/>
+          <w:szCs w:val="32"/>
+        </w:rPr>
+        <w:t>PyCharm Module Not Found Error (Interpreter Missing)</w:t>
       </w:r>
     </w:p>
     <w:p>
       <w:pPr>
         <w:jc w:val="both"/>
         <w:rPr>
-          <w:rFonts w:ascii="Carlito" w:hAnsi="Carlito" w:cs="Carlito"/>
-          <w:sz w:val="34"/>
-          <w:szCs w:val="34"/>
-        </w:rPr>
-      </w:pPr>
-    </w:p>
-    <w:p>
-      <w:pPr>
-        <w:rPr>
-          <w:rFonts w:ascii="Carlito" w:hAnsi="Carlito" w:cs="Carlito"/>
-          <w:sz w:val="34"/>
-          <w:szCs w:val="34"/>
-        </w:rPr>
-      </w:pPr>
-      <w:r>
-        <w:rPr>
-          <w:rFonts w:ascii="Carlito" w:hAnsi="Carlito" w:cs="Carlito"/>
-          <w:sz w:val="34"/>
-          <w:szCs w:val="34"/>
+          <w:rFonts w:cs="Carlito"/>
+          <w:sz w:val="32"/>
+          <w:szCs w:val="32"/>
+        </w:rPr>
+      </w:pPr>
+    </w:p>
+    <w:p>
+      <w:pPr>
+        <w:rPr>
+          <w:rFonts w:cs="Carlito"/>
+          <w:sz w:val="32"/>
+          <w:szCs w:val="32"/>
+        </w:rPr>
+      </w:pPr>
+      <w:r>
+        <w:rPr>
+          <w:rFonts w:cs="Carlito"/>
+          <w:sz w:val="32"/>
+          <w:szCs w:val="32"/>
         </w:rPr>
         <w:br w:type="page"/>
       </w:r>
@@ -76,20 +76,20 @@
       <w:pPr>
         <w:jc w:val="both"/>
         <w:rPr>
-          <w:rFonts w:ascii="Carlito" w:hAnsi="Carlito" w:cs="Carlito"/>
+          <w:rFonts w:cs="Carlito"/>
           <w:b/>
           <w:bCs/>
-          <w:sz w:val="34"/>
-          <w:szCs w:val="34"/>
-        </w:rPr>
-      </w:pPr>
-      <w:r>
-        <w:rPr>
-          <w:rFonts w:ascii="Carlito" w:hAnsi="Carlito" w:cs="Carlito"/>
+          <w:sz w:val="32"/>
+          <w:szCs w:val="32"/>
+        </w:rPr>
+      </w:pPr>
+      <w:r>
+        <w:rPr>
+          <w:rFonts w:cs="Carlito"/>
           <w:b/>
           <w:bCs/>
-          <w:sz w:val="34"/>
-          <w:szCs w:val="34"/>
+          <w:sz w:val="32"/>
+          <w:szCs w:val="32"/>
         </w:rPr>
         <w:lastRenderedPageBreak/>
         <w:t>PyCharm Module Not Found Error (Interpreter missing):</w:t>
@@ -99,16 +99,16 @@
       <w:pPr>
         <w:jc w:val="both"/>
         <w:rPr>
-          <w:rFonts w:ascii="Carlito" w:hAnsi="Carlito" w:cs="Carlito"/>
-          <w:sz w:val="34"/>
-          <w:szCs w:val="34"/>
-        </w:rPr>
-      </w:pPr>
-      <w:r>
-        <w:rPr>
-          <w:rFonts w:ascii="Carlito" w:hAnsi="Carlito" w:cs="Carlito"/>
-          <w:sz w:val="34"/>
-          <w:szCs w:val="34"/>
+          <w:rFonts w:cs="Carlito"/>
+          <w:sz w:val="32"/>
+          <w:szCs w:val="32"/>
+        </w:rPr>
+      </w:pPr>
+      <w:r>
+        <w:rPr>
+          <w:rFonts w:cs="Carlito"/>
+          <w:sz w:val="32"/>
+          <w:szCs w:val="32"/>
         </w:rPr>
         <w:t># This error happens if Python version or interpreter is accidentally deleted</w:t>
       </w:r>
@@ -117,34 +117,36 @@
       <w:pPr>
         <w:jc w:val="both"/>
         <w:rPr>
-          <w:rFonts w:ascii="Carlito" w:hAnsi="Carlito" w:cs="Carlito"/>
-          <w:sz w:val="34"/>
-          <w:szCs w:val="34"/>
-        </w:rPr>
-      </w:pPr>
-      <w:r>
-        <w:rPr>
-          <w:rFonts w:ascii="Carlito" w:hAnsi="Carlito" w:cs="Carlito"/>
-          <w:sz w:val="34"/>
-          <w:szCs w:val="34"/>
+          <w:rFonts w:cs="Carlito"/>
+          <w:sz w:val="32"/>
+          <w:szCs w:val="32"/>
+        </w:rPr>
+      </w:pPr>
+      <w:r>
+        <w:rPr>
+          <w:rFonts w:cs="Carlito"/>
+          <w:sz w:val="32"/>
+          <w:szCs w:val="32"/>
         </w:rPr>
         <w:t xml:space="preserve"># Or if we are using a version of Python that doesn’t support a specific sub-module or library (like </w:t>
       </w:r>
-      <w:r>
-        <w:rPr>
-          <w:rFonts w:ascii="Carlito" w:hAnsi="Carlito" w:cs="Carlito"/>
+      <w:proofErr w:type="spellStart"/>
+      <w:r>
+        <w:rPr>
+          <w:rFonts w:cs="Carlito"/>
           <w:b/>
           <w:bCs/>
-          <w:sz w:val="34"/>
-          <w:szCs w:val="34"/>
+          <w:sz w:val="32"/>
+          <w:szCs w:val="32"/>
         </w:rPr>
         <w:t>tensorflow</w:t>
       </w:r>
-      <w:r>
-        <w:rPr>
-          <w:rFonts w:ascii="Carlito" w:hAnsi="Carlito" w:cs="Carlito"/>
-          <w:sz w:val="34"/>
-          <w:szCs w:val="34"/>
+      <w:proofErr w:type="spellEnd"/>
+      <w:r>
+        <w:rPr>
+          <w:rFonts w:cs="Carlito"/>
+          <w:sz w:val="32"/>
+          <w:szCs w:val="32"/>
         </w:rPr>
         <w:t xml:space="preserve"> doesn’t work with 3.14 of python)</w:t>
       </w:r>
@@ -153,88 +155,114 @@
       <w:pPr>
         <w:jc w:val="both"/>
         <w:rPr>
-          <w:rFonts w:ascii="Carlito" w:hAnsi="Carlito" w:cs="Carlito"/>
-          <w:sz w:val="34"/>
-          <w:szCs w:val="34"/>
-        </w:rPr>
-      </w:pPr>
-      <w:r>
-        <w:rPr>
-          <w:rFonts w:ascii="Carlito" w:hAnsi="Carlito" w:cs="Carlito"/>
-          <w:sz w:val="34"/>
-          <w:szCs w:val="34"/>
+          <w:rFonts w:cs="Carlito"/>
+          <w:sz w:val="32"/>
+          <w:szCs w:val="32"/>
+        </w:rPr>
+      </w:pPr>
+      <w:r>
+        <w:rPr>
+          <w:rFonts w:cs="Carlito"/>
+          <w:sz w:val="32"/>
+          <w:szCs w:val="32"/>
         </w:rPr>
         <w:t xml:space="preserve"># Just go to the </w:t>
       </w:r>
-      <w:r>
-        <w:rPr>
-          <w:rFonts w:ascii="Carlito" w:hAnsi="Carlito" w:cs="Carlito"/>
+      <w:proofErr w:type="spellStart"/>
+      <w:r>
+        <w:rPr>
+          <w:rFonts w:cs="Carlito"/>
           <w:b/>
           <w:bCs/>
-          <w:sz w:val="34"/>
-          <w:szCs w:val="34"/>
+          <w:sz w:val="32"/>
+          <w:szCs w:val="32"/>
         </w:rPr>
         <w:t>project_root</w:t>
       </w:r>
-      <w:r>
-        <w:rPr>
-          <w:rFonts w:ascii="Carlito" w:hAnsi="Carlito" w:cs="Carlito"/>
-          <w:sz w:val="34"/>
-          <w:szCs w:val="34"/>
-        </w:rPr>
-        <w:t xml:space="preserve"> and delete</w:t>
-      </w:r>
-      <w:r>
-        <w:rPr>
-          <w:rFonts w:ascii="Carlito" w:hAnsi="Carlito" w:cs="Carlito"/>
+      <w:proofErr w:type="spellEnd"/>
+      <w:r>
+        <w:rPr>
+          <w:rFonts w:cs="Carlito"/>
+          <w:sz w:val="32"/>
+          <w:szCs w:val="32"/>
+        </w:rPr>
+        <w:t xml:space="preserve"> and </w:t>
+      </w:r>
+      <w:proofErr w:type="gramStart"/>
+      <w:r>
+        <w:rPr>
+          <w:rFonts w:cs="Carlito"/>
+          <w:sz w:val="32"/>
+          <w:szCs w:val="32"/>
+        </w:rPr>
+        <w:t>delete</w:t>
+      </w:r>
+      <w:r>
+        <w:rPr>
+          <w:rFonts w:cs="Carlito"/>
           <w:b/>
           <w:bCs/>
-          <w:sz w:val="34"/>
-          <w:szCs w:val="34"/>
-        </w:rPr>
-        <w:t xml:space="preserve"> .venv</w:t>
-      </w:r>
-      <w:r>
-        <w:rPr>
-          <w:rFonts w:ascii="Carlito" w:hAnsi="Carlito" w:cs="Carlito"/>
-          <w:sz w:val="34"/>
-          <w:szCs w:val="34"/>
-        </w:rPr>
-        <w:t xml:space="preserve"> directory or folder (library root)</w:t>
-      </w:r>
-    </w:p>
-    <w:p>
-      <w:pPr>
-        <w:jc w:val="both"/>
-        <w:rPr>
-          <w:rFonts w:ascii="Carlito" w:hAnsi="Carlito" w:cs="Carlito"/>
-          <w:sz w:val="34"/>
-          <w:szCs w:val="34"/>
-        </w:rPr>
-      </w:pPr>
-      <w:r>
-        <w:rPr>
-          <w:rFonts w:ascii="Carlito" w:hAnsi="Carlito" w:cs="Carlito"/>
-          <w:sz w:val="34"/>
-          <w:szCs w:val="34"/>
-        </w:rPr>
-        <w:t xml:space="preserve"># Then open the terminal of the </w:t>
-      </w:r>
-      <w:r>
-        <w:rPr>
-          <w:rFonts w:ascii="Carlito" w:hAnsi="Carlito" w:cs="Carlito"/>
+          <w:sz w:val="32"/>
+          <w:szCs w:val="32"/>
+        </w:rPr>
+        <w:t xml:space="preserve"> .</w:t>
+      </w:r>
+      <w:proofErr w:type="spellStart"/>
+      <w:r>
+        <w:rPr>
+          <w:rFonts w:cs="Carlito"/>
           <w:b/>
           <w:bCs/>
-          <w:sz w:val="34"/>
-          <w:szCs w:val="34"/>
+          <w:sz w:val="32"/>
+          <w:szCs w:val="32"/>
+        </w:rPr>
+        <w:t>venv</w:t>
+      </w:r>
+      <w:proofErr w:type="spellEnd"/>
+      <w:proofErr w:type="gramEnd"/>
+      <w:r>
+        <w:rPr>
+          <w:rFonts w:cs="Carlito"/>
+          <w:sz w:val="32"/>
+          <w:szCs w:val="32"/>
+        </w:rPr>
+        <w:t xml:space="preserve"> directory or folder (library root)</w:t>
+      </w:r>
+    </w:p>
+    <w:p>
+      <w:pPr>
+        <w:jc w:val="both"/>
+        <w:rPr>
+          <w:rFonts w:cs="Carlito"/>
+          <w:sz w:val="32"/>
+          <w:szCs w:val="32"/>
+        </w:rPr>
+      </w:pPr>
+      <w:r>
+        <w:rPr>
+          <w:rFonts w:cs="Carlito"/>
+          <w:sz w:val="32"/>
+          <w:szCs w:val="32"/>
+        </w:rPr>
+        <w:t xml:space="preserve"># Then open the terminal of the </w:t>
+      </w:r>
+      <w:proofErr w:type="spellStart"/>
+      <w:r>
+        <w:rPr>
+          <w:rFonts w:cs="Carlito"/>
+          <w:b/>
+          <w:bCs/>
+          <w:sz w:val="32"/>
+          <w:szCs w:val="32"/>
         </w:rPr>
         <w:t>project_root</w:t>
       </w:r>
-      <w:r>
-        <w:rPr>
-          <w:rFonts w:ascii="Carlito" w:hAnsi="Carlito" w:cs="Carlito"/>
-          <w:sz w:val="34"/>
-          <w:szCs w:val="34"/>
+      <w:proofErr w:type="spellEnd"/>
+      <w:r>
+        <w:rPr>
+          <w:rFonts w:cs="Carlito"/>
+          <w:sz w:val="32"/>
+          <w:szCs w:val="32"/>
         </w:rPr>
         <w:t xml:space="preserve"> and run this command with a specific Python version we need like here, 3.12</w:t>
       </w:r>
@@ -243,85 +271,209 @@
       <w:pPr>
         <w:jc w:val="both"/>
         <w:rPr>
-          <w:rFonts w:ascii="Carlito" w:hAnsi="Carlito" w:cs="Carlito"/>
+          <w:rFonts w:cs="Carlito"/>
           <w:b/>
           <w:bCs/>
           <w:color w:val="60CAF3" w:themeColor="accent4" w:themeTint="99"/>
-          <w:sz w:val="34"/>
-          <w:szCs w:val="34"/>
-        </w:rPr>
-      </w:pPr>
-      <w:r>
-        <w:rPr>
-          <w:rFonts w:ascii="Carlito" w:hAnsi="Carlito" w:cs="Carlito"/>
+          <w:sz w:val="32"/>
+          <w:szCs w:val="32"/>
+        </w:rPr>
+      </w:pPr>
+      <w:proofErr w:type="spellStart"/>
+      <w:r>
+        <w:rPr>
+          <w:rFonts w:cs="Carlito"/>
           <w:b/>
           <w:bCs/>
           <w:color w:val="60CAF3" w:themeColor="accent4" w:themeTint="99"/>
-          <w:sz w:val="34"/>
-          <w:szCs w:val="34"/>
-        </w:rPr>
-        <w:t>py -3.12 -m venv .venv</w:t>
-      </w:r>
-    </w:p>
-    <w:p>
-      <w:pPr>
-        <w:jc w:val="both"/>
-        <w:rPr>
-          <w:rFonts w:ascii="Carlito" w:hAnsi="Carlito" w:cs="Carlito"/>
-          <w:sz w:val="34"/>
-          <w:szCs w:val="34"/>
-        </w:rPr>
-      </w:pPr>
-      <w:r>
-        <w:rPr>
-          <w:rFonts w:ascii="Carlito" w:hAnsi="Carlito" w:cs="Carlito"/>
-          <w:sz w:val="34"/>
-          <w:szCs w:val="34"/>
-        </w:rPr>
-        <w:t># Activate it by running this command in the terminal</w:t>
-      </w:r>
-    </w:p>
-    <w:p>
-      <w:pPr>
-        <w:jc w:val="both"/>
-        <w:rPr>
-          <w:rFonts w:ascii="Carlito" w:hAnsi="Carlito" w:cs="Carlito"/>
+          <w:sz w:val="32"/>
+          <w:szCs w:val="32"/>
+        </w:rPr>
+        <w:t>py</w:t>
+      </w:r>
+      <w:proofErr w:type="spellEnd"/>
+      <w:r>
+        <w:rPr>
+          <w:rFonts w:cs="Carlito"/>
           <w:b/>
           <w:bCs/>
           <w:color w:val="60CAF3" w:themeColor="accent4" w:themeTint="99"/>
-          <w:sz w:val="34"/>
-          <w:szCs w:val="34"/>
-        </w:rPr>
-      </w:pPr>
-      <w:r>
-        <w:rPr>
-          <w:rFonts w:ascii="Carlito" w:hAnsi="Carlito" w:cs="Carlito"/>
+          <w:sz w:val="32"/>
+          <w:szCs w:val="32"/>
+        </w:rPr>
+        <w:t xml:space="preserve"> -3.12 -m </w:t>
+      </w:r>
+      <w:proofErr w:type="spellStart"/>
+      <w:proofErr w:type="gramStart"/>
+      <w:r>
+        <w:rPr>
+          <w:rFonts w:cs="Carlito"/>
           <w:b/>
           <w:bCs/>
           <w:color w:val="60CAF3" w:themeColor="accent4" w:themeTint="99"/>
-          <w:sz w:val="34"/>
-          <w:szCs w:val="34"/>
-        </w:rPr>
-        <w:t>.\.venv\Scripts\Activate.ps1</w:t>
-      </w:r>
+          <w:sz w:val="32"/>
+          <w:szCs w:val="32"/>
+        </w:rPr>
+        <w:t>venv</w:t>
+      </w:r>
+      <w:proofErr w:type="spellEnd"/>
+      <w:r>
+        <w:rPr>
+          <w:rFonts w:cs="Carlito"/>
+          <w:b/>
+          <w:bCs/>
+          <w:color w:val="60CAF3" w:themeColor="accent4" w:themeTint="99"/>
+          <w:sz w:val="32"/>
+          <w:szCs w:val="32"/>
+        </w:rPr>
+        <w:t xml:space="preserve"> .</w:t>
+      </w:r>
+      <w:proofErr w:type="spellStart"/>
+      <w:r>
+        <w:rPr>
+          <w:rFonts w:cs="Carlito"/>
+          <w:b/>
+          <w:bCs/>
+          <w:color w:val="60CAF3" w:themeColor="accent4" w:themeTint="99"/>
+          <w:sz w:val="32"/>
+          <w:szCs w:val="32"/>
+        </w:rPr>
+        <w:t>venv</w:t>
+      </w:r>
+      <w:proofErr w:type="spellEnd"/>
+      <w:proofErr w:type="gramEnd"/>
     </w:p>
     <w:p>
       <w:pPr>
         <w:jc w:val="both"/>
         <w:rPr>
-          <w:rFonts w:ascii="Carlito" w:hAnsi="Carlito" w:cs="Carlito"/>
-          <w:sz w:val="34"/>
-          <w:szCs w:val="34"/>
-        </w:rPr>
-      </w:pPr>
-      <w:r>
-        <w:rPr>
-          <w:rFonts w:ascii="Carlito" w:hAnsi="Carlito" w:cs="Carlito"/>
-          <w:sz w:val="34"/>
-          <w:szCs w:val="34"/>
+          <w:rFonts w:cs="Carlito"/>
+          <w:sz w:val="32"/>
+          <w:szCs w:val="32"/>
+        </w:rPr>
+      </w:pPr>
+      <w:r>
+        <w:rPr>
+          <w:rFonts w:cs="Carlito"/>
+          <w:sz w:val="32"/>
+          <w:szCs w:val="32"/>
+        </w:rPr>
+        <w:t># Activate it by running this command in the terminal</w:t>
+      </w:r>
+    </w:p>
+    <w:p>
+      <w:pPr>
+        <w:jc w:val="both"/>
+        <w:rPr>
+          <w:rFonts w:cs="Carlito"/>
+          <w:b/>
+          <w:bCs/>
+          <w:color w:val="60CAF3" w:themeColor="accent4" w:themeTint="99"/>
+          <w:sz w:val="32"/>
+          <w:szCs w:val="32"/>
+        </w:rPr>
+      </w:pPr>
+      <w:r>
+        <w:rPr>
+          <w:rFonts w:cs="Carlito"/>
+          <w:b/>
+          <w:bCs/>
+          <w:color w:val="60CAF3" w:themeColor="accent4" w:themeTint="99"/>
+          <w:sz w:val="32"/>
+          <w:szCs w:val="32"/>
+        </w:rPr>
+        <w:t>.\.</w:t>
+      </w:r>
+      <w:proofErr w:type="spellStart"/>
+      <w:r>
+        <w:rPr>
+          <w:rFonts w:cs="Carlito"/>
+          <w:b/>
+          <w:bCs/>
+          <w:color w:val="60CAF3" w:themeColor="accent4" w:themeTint="99"/>
+          <w:sz w:val="32"/>
+          <w:szCs w:val="32"/>
+        </w:rPr>
+        <w:t>venv</w:t>
+      </w:r>
+      <w:proofErr w:type="spellEnd"/>
+      <w:r>
+        <w:rPr>
+          <w:rFonts w:cs="Carlito"/>
+          <w:b/>
+          <w:bCs/>
+          <w:color w:val="60CAF3" w:themeColor="accent4" w:themeTint="99"/>
+          <w:sz w:val="32"/>
+          <w:szCs w:val="32"/>
+        </w:rPr>
+        <w:t>\Scripts\Activate.ps1</w:t>
+      </w:r>
+    </w:p>
+    <w:p>
+      <w:pPr>
+        <w:jc w:val="both"/>
+        <w:rPr>
+          <w:rFonts w:cs="Carlito"/>
+          <w:sz w:val="32"/>
+          <w:szCs w:val="32"/>
+        </w:rPr>
+      </w:pPr>
+      <w:r>
+        <w:rPr>
+          <w:rFonts w:cs="Carlito"/>
+          <w:sz w:val="32"/>
+          <w:szCs w:val="32"/>
         </w:rPr>
         <w:t># Finally go to the settings python then interpreter and then click add interpreter and select automatically existing one</w:t>
       </w:r>
+    </w:p>
+    <w:p>
+      <w:pPr>
+        <w:jc w:val="both"/>
+        <w:rPr>
+          <w:rFonts w:cs="Carlito"/>
+          <w:sz w:val="32"/>
+          <w:szCs w:val="32"/>
+        </w:rPr>
+      </w:pPr>
+    </w:p>
+    <w:p>
+      <w:pPr>
+        <w:jc w:val="center"/>
+        <w:rPr>
+          <w:rFonts w:cs="Carlito"/>
+          <w:sz w:val="32"/>
+          <w:szCs w:val="32"/>
+        </w:rPr>
+      </w:pPr>
+      <w:r>
+        <w:rPr>
+          <w:rFonts w:cs="Carlito"/>
+          <w:sz w:val="32"/>
+          <w:szCs w:val="32"/>
+        </w:rPr>
+        <w:t>Break</w:t>
+      </w:r>
+    </w:p>
+    <w:p>
+      <w:pPr>
+        <w:jc w:val="both"/>
+        <w:rPr>
+          <w:rFonts w:cs="Carlito"/>
+          <w:sz w:val="32"/>
+          <w:szCs w:val="32"/>
+        </w:rPr>
+      </w:pPr>
+    </w:p>
+    <w:p>
+      <w:pPr>
+        <w:jc w:val="both"/>
+        <w:rPr>
+          <w:rFonts w:cs="Carlito"/>
+          <w:sz w:val="32"/>
+          <w:szCs w:val="32"/>
+        </w:rPr>
+      </w:pPr>
     </w:p>
     <w:sectPr>
       <w:footerReference w:type="default" r:id="rId7"/>
